--- a/results/manuscript/jcmds_submission/cover_letter_jcmds_v1.docx
+++ b/results/manuscript/jcmds_submission/cover_letter_jcmds_v1.docx
@@ -39,24 +39,7 @@
     </w:p>
     <w:p>
       <w:r>
-        <w:t xml:space="preserve">Effect modification in clinical and epidemiological data is often partially hidden: the true stratifying variable is unobserved, but its trace may remain in the measured covariates. The proposed IONE framework provides two descriptive, easy-to-compute diagnostics: C1, an </w:t>
-      </w:r>
-      <m:oMath>
-        <m:sSup>
-          <m:e>
-            <m:r>
-              <m:t xml:space="preserve">I</m:t>
-            </m:r>
-          </m:e>
-          <m:sup>
-            <m:r>
-              <m:t xml:space="preserve">2</m:t>
-            </m:r>
-          </m:sup>
-        </m:sSup>
-      </m:oMath>
-      <w:r>
-        <w:t xml:space="preserve">-based within-stratum heterogeneity/coherence index that assesses how well discovered strata preserve risk-difference contrasts, and W, the share of conditional average treatment effect (CATE) variance that a partition explains. We evaluate these diagnostics across seven data-driven stratification methods using a reproducible simulation protocol that follows the ADEMP and STROBE-Sim reporting guidelines. All code, summary outputs, figures and manuscript tables are generated from the same version-controlled pipeline (https://github.com/bougtoir/ione-stratification-framework), with fixed random seeds and a recorded commit hash.</w:t>
+        <w:t>Effect modification in clinical and epidemiological data is often partially hidden: the true stratifying variable is unobserved, but its trace may remain in the measured covariates. The proposed IONE framework provides two descriptive, easy-to-compute diagnostics: C1, an I-squared-based within-stratum heterogeneity/coherence index that assesses how well discovered strata preserve risk-difference contrasts, and W, the share of conditional average treatment effect (CATE) variance that a partition explains. We evaluate these diagnostics across seven data-driven stratification methods using a reproducible simulation protocol that follows the ADEMP and STROBE-Sim reporting guidelines. All code, summary outputs, figures and manuscript tables are generated from the same version-controlled pipeline (https://github.com/bougtoir/ione-stratification-framework), with fixed random seeds and a recorded commit hash.</w:t>
       </w:r>
     </w:p>
     <w:p>
